--- a/WC2026-Dashboard-Guide-ES.docx
+++ b/WC2026-Dashboard-Guide-ES.docx
@@ -303,6 +303,41 @@
     </w:p>
     <w:p>
       <w:pPr>
+        <w:spacing w:after="100" w:before="0"/>
+      </w:pPr>
+      <w:r>
+        <w:rPr>
+          <w:rFonts w:ascii="Arial" w:cs="Arial" w:eastAsia="Arial" w:hAnsi="Arial"/>
+          <w:b/>
+          <w:bCs/>
+          <w:color w:val="0D1B3E"/>
+          <w:sz w:val="32"/>
+          <w:szCs w:val="32"/>
+        </w:rPr>
+        <w:t>🕐 Zona Horaria</w:t>
+      </w:r>
+    </w:p>
+    <w:p>
+      <w:pPr>
+        <w:spacing w:after="100" w:before="0"/>
+      </w:pPr>
+      <w:r>
+        <w:rPr>
+          <w:rFonts w:ascii="Arial" w:cs="Arial" w:eastAsia="Arial" w:hAnsi="Arial"/>
+          <w:color w:val="1A1A2E"/>
+          <w:sz w:val="22"/>
+          <w:szCs w:val="22"/>
+        </w:rPr>
+        <w:t xml:space="preserve">En la esquina superior derecha del encabezado, usa el menú desplegable 🕐 Zona horaria: para seleccionar tu zona horaria local. Todas las horas de inicio confirmadas se convierten de inmediato. Las horas marcadas como “TBD” no se ven afectadas. La página detecta automáticamente la zona horaria de tu navegador en la primera visita y guarda tu selección entre visitas.</w:t>
+      </w:r>
+    </w:p>
+    <w:p>
+      <w:pPr>
+        <w:spacing w:after="0" w:before="200"/>
+      </w:pPr>
+    </w:p>
+    <w:p>
+      <w:pPr>
         <w:pStyle w:val="Heading1"/>
         <w:pBdr>
           <w:bottom w:val="single" w:color="C49010" w:sz="8" w:space="6"/>
@@ -458,7 +493,7 @@
           <w:sz w:val="22"/>
           <w:szCs w:val="22"/>
         </w:rPr>
-        <w:t xml:space="preserve">Centro de la tarjeta — muestra la hora de inicio (Hora del Pacífico) antes del partido, o el marcador final una vez ingresado.</w:t>
+        <w:t xml:space="preserve">Centro de la tarjeta — muestra la hora de inicio en la zona horaria seleccionada antes del partido, o el marcador final una vez ingresado.</w:t>
       </w:r>
     </w:p>
     <w:p>
@@ -2711,7 +2746,7 @@
           <w:sz w:val="22"/>
           <w:szCs w:val="22"/>
         </w:rPr>
-        <w:t xml:space="preserve">Las horas de inicio se muestran en Hora del Pacífico (PDT).</w:t>
+        <w:t xml:space="preserve">Las horas de inicio se muestran en tu zona horaria seleccionada. Usa el menú desplegable 🕐 Zona horaria: del encabezado para cambiarla en cualquier momento — la página detecta automáticamente la zona horaria de tu navegador en la primera visita.</w:t>
       </w:r>
     </w:p>
     <w:p>
